--- a/lessons/5-2-group2/homework.docx
+++ b/lessons/5-2-group2/homework.docx
@@ -19,24 +19,13 @@
     </w:p>
     <w:p>
       <w:pPr>
-        <w:pStyle w:val="Title"/>
+        <w:pStyle w:val="Heading1"/>
       </w:pPr>
       <w:r>
         <w:rPr>
           <w:rFonts w:ascii="Arial" w:hAnsi="Arial" w:eastAsia="Arial" w:cs="Arial"/>
         </w:rPr>
         <w:t>Area of Triangles</w:t>
-      </w:r>
-    </w:p>
-    <w:p>
-      <w:pPr>
-        <w:pStyle w:val="PublisherEdition"/>
-      </w:pPr>
-      <w:r>
-        <w:rPr>
-          <w:rFonts w:ascii="Arial" w:hAnsi="Arial" w:eastAsia="Arial" w:cs="Arial"/>
-        </w:rPr>
-        <w:t>Version 2  /  Regular</w:t>
       </w:r>
     </w:p>
     <w:p>
@@ -96,7 +85,7 @@
     </w:p>
     <w:p>
       <w:pPr>
-        <w:pStyle w:val="PublisherSection"/>
+        <w:pStyle w:val="Heading2"/>
         <w:shd w:val="clear" w:color="auto" w:fill="EEF4F5"/>
         <w:pBdr>
           <w:left w:val="single" w:color="176B70" w:sz="20" w:space="7"/>
@@ -118,8 +107,6 @@
       <w:tblPr>
         <w:tblW w:type="dxa" w:w="10368"/>
         <w:jc w:val="center"/>
-        <w:tblLayout w:type="fixed"/>
-        <w:tblLook w:firstColumn="1" w:firstRow="1" w:lastColumn="0" w:lastRow="0" w:noHBand="0" w:noVBand="1" w:val="04A0"/>
         <w:tblInd w:type="dxa" w:w="0"/>
         <w:tblBorders>
           <w:top w:val="single" w:color="B9C9CE" w:sz="4" w:space="0"/>
@@ -129,6 +116,10 @@
           <w:insideH w:val="single" w:color="FFFFFF" w:sz="8" w:space="0"/>
           <w:insideV w:val="single" w:color="FFFFFF" w:sz="12" w:space="0"/>
         </w:tblBorders>
+        <w:tblLayout w:type="fixed"/>
+        <w:tblLook w:firstColumn="1" w:firstRow="1" w:lastColumn="0" w:lastRow="0" w:noHBand="0" w:noVBand="1" w:val="04A0"/>
+        <w:tblCaption w:val="Learn from a model"/>
+        <w:tblDescription w:val="Layout table. It only arranges the page; read its cells in order."/>
       </w:tblPr>
       <w:tblGrid>
         <w:gridCol w:w="4464"/>
@@ -429,7 +420,7 @@
     </w:p>
     <w:p>
       <w:pPr>
-        <w:pStyle w:val="PublisherSection"/>
+        <w:pStyle w:val="Heading2"/>
         <w:shd w:val="clear" w:color="auto" w:fill="EEF4F5"/>
         <w:pBdr>
           <w:left w:val="single" w:color="176B70" w:sz="20" w:space="7"/>
@@ -451,8 +442,6 @@
       <w:tblPr>
         <w:tblW w:type="dxa" w:w="10368"/>
         <w:jc w:val="center"/>
-        <w:tblLayout w:type="fixed"/>
-        <w:tblLook w:firstColumn="1" w:firstRow="1" w:lastColumn="0" w:lastRow="0" w:noHBand="0" w:noVBand="1" w:val="04A0"/>
         <w:tblInd w:type="dxa" w:w="0"/>
         <w:tblBorders>
           <w:top w:val="nil"/>
@@ -462,6 +451,10 @@
           <w:insideH w:val="nil"/>
           <w:insideV w:val="nil"/>
         </w:tblBorders>
+        <w:tblLayout w:type="fixed"/>
+        <w:tblLook w:firstColumn="1" w:firstRow="1" w:lastColumn="0" w:lastRow="0" w:noHBand="0" w:noVBand="1" w:val="04A0"/>
+        <w:tblCaption w:val="Exercise 1"/>
+        <w:tblDescription w:val="Layout table. It only arranges the page; read its cells in order."/>
       </w:tblPr>
       <w:tblGrid>
         <w:gridCol w:w="10368"/>
@@ -548,8 +541,6 @@
             <w:tblPr>
               <w:tblW w:type="dxa" w:w="10368"/>
               <w:jc w:val="center"/>
-              <w:tblLayout w:type="fixed"/>
-              <w:tblLook w:firstColumn="1" w:firstRow="1" w:lastColumn="0" w:lastRow="0" w:noHBand="0" w:noVBand="1" w:val="04A0"/>
               <w:tblInd w:type="dxa" w:w="0"/>
               <w:tblBorders>
                 <w:top w:val="single" w:color="B9C9CE" w:sz="4" w:space="0"/>
@@ -557,6 +548,10 @@
                 <w:bottom w:val="single" w:color="B9C9CE" w:sz="4" w:space="0"/>
                 <w:right w:val="single" w:color="B9C9CE" w:sz="4" w:space="0"/>
               </w:tblBorders>
+              <w:tblLayout w:type="fixed"/>
+              <w:tblLook w:firstColumn="1" w:firstRow="1" w:lastColumn="0" w:lastRow="0" w:noHBand="0" w:noVBand="1" w:val="04A0"/>
+              <w:tblCaption w:val="Workspace"/>
+              <w:tblDescription w:val="Layout table that frames the blank workspace for this exercise."/>
             </w:tblPr>
             <w:tblGrid>
               <w:gridCol w:w="10368"/>
@@ -603,7 +598,7 @@
                     <w:drawing>
                       <wp:inline xmlns:a="http://schemas.openxmlformats.org/drawingml/2006/main" xmlns:pic="http://schemas.openxmlformats.org/drawingml/2006/picture">
                         <wp:extent cx="6382512" cy="685800"/>
-                        <wp:docPr id="1" name="Picture 1" descr="PUBLISHER_WORKSPACE: Blank square grid for sketching a geometric figure or net. The grid has no assigned measurements or scale." title="SHOW YOUR THINKING"/>
+                        <wp:docPr id="1" name="Picture 1" descr="Blank square grid for sketching a geometric figure or net. The grid has no assigned measurements or scale." title="SHOW YOUR THINKING"/>
                         <wp:cNvGraphicFramePr>
                           <a:graphicFrameLocks noChangeAspect="1"/>
                         </wp:cNvGraphicFramePr>
@@ -670,8 +665,6 @@
       <w:tblPr>
         <w:tblW w:type="dxa" w:w="10368"/>
         <w:jc w:val="center"/>
-        <w:tblLayout w:type="fixed"/>
-        <w:tblLook w:firstColumn="1" w:firstRow="1" w:lastColumn="0" w:lastRow="0" w:noHBand="0" w:noVBand="1" w:val="04A0"/>
         <w:tblInd w:type="dxa" w:w="0"/>
         <w:tblBorders>
           <w:top w:val="nil"/>
@@ -681,6 +674,10 @@
           <w:insideH w:val="nil"/>
           <w:insideV w:val="nil"/>
         </w:tblBorders>
+        <w:tblLayout w:type="fixed"/>
+        <w:tblLook w:firstColumn="1" w:firstRow="1" w:lastColumn="0" w:lastRow="0" w:noHBand="0" w:noVBand="1" w:val="04A0"/>
+        <w:tblCaption w:val="Exercise 2"/>
+        <w:tblDescription w:val="Layout table. It only arranges the page; read its cells in order."/>
       </w:tblPr>
       <w:tblGrid>
         <w:gridCol w:w="10368"/>
@@ -767,8 +764,6 @@
             <w:tblPr>
               <w:tblW w:type="dxa" w:w="10368"/>
               <w:jc w:val="center"/>
-              <w:tblLayout w:type="fixed"/>
-              <w:tblLook w:firstColumn="1" w:firstRow="1" w:lastColumn="0" w:lastRow="0" w:noHBand="0" w:noVBand="1" w:val="04A0"/>
               <w:tblInd w:type="dxa" w:w="0"/>
               <w:tblBorders>
                 <w:top w:val="single" w:color="B9C9CE" w:sz="4" w:space="0"/>
@@ -776,6 +771,10 @@
                 <w:bottom w:val="single" w:color="B9C9CE" w:sz="4" w:space="0"/>
                 <w:right w:val="single" w:color="B9C9CE" w:sz="4" w:space="0"/>
               </w:tblBorders>
+              <w:tblLayout w:type="fixed"/>
+              <w:tblLook w:firstColumn="1" w:firstRow="1" w:lastColumn="0" w:lastRow="0" w:noHBand="0" w:noVBand="1" w:val="04A0"/>
+              <w:tblCaption w:val="Workspace"/>
+              <w:tblDescription w:val="Layout table that frames the blank workspace for this exercise."/>
             </w:tblPr>
             <w:tblGrid>
               <w:gridCol w:w="10368"/>
@@ -822,7 +821,7 @@
                     <w:drawing>
                       <wp:inline xmlns:a="http://schemas.openxmlformats.org/drawingml/2006/main" xmlns:pic="http://schemas.openxmlformats.org/drawingml/2006/picture">
                         <wp:extent cx="6382512" cy="685800"/>
-                        <wp:docPr id="2" name="Picture 2" descr="PUBLISHER_WORKSPACE: Blank square grid for sketching a geometric figure or net. The grid has no assigned measurements or scale." title="SHOW YOUR THINKING"/>
+                        <wp:docPr id="2" name="Picture 2" descr="Blank square grid for sketching a geometric figure or net. The grid has no assigned measurements or scale." title="SHOW YOUR THINKING"/>
                         <wp:cNvGraphicFramePr>
                           <a:graphicFrameLocks noChangeAspect="1"/>
                         </wp:cNvGraphicFramePr>
@@ -889,8 +888,6 @@
       <w:tblPr>
         <w:tblW w:type="dxa" w:w="10368"/>
         <w:jc w:val="center"/>
-        <w:tblLayout w:type="fixed"/>
-        <w:tblLook w:firstColumn="1" w:firstRow="1" w:lastColumn="0" w:lastRow="0" w:noHBand="0" w:noVBand="1" w:val="04A0"/>
         <w:tblInd w:type="dxa" w:w="0"/>
         <w:tblBorders>
           <w:top w:val="nil"/>
@@ -900,6 +897,10 @@
           <w:insideH w:val="nil"/>
           <w:insideV w:val="nil"/>
         </w:tblBorders>
+        <w:tblLayout w:type="fixed"/>
+        <w:tblLook w:firstColumn="1" w:firstRow="1" w:lastColumn="0" w:lastRow="0" w:noHBand="0" w:noVBand="1" w:val="04A0"/>
+        <w:tblCaption w:val="Exercise 3"/>
+        <w:tblDescription w:val="Layout table. It only arranges the page; read its cells in order."/>
       </w:tblPr>
       <w:tblGrid>
         <w:gridCol w:w="10368"/>
@@ -986,8 +987,6 @@
             <w:tblPr>
               <w:tblW w:type="dxa" w:w="10368"/>
               <w:jc w:val="center"/>
-              <w:tblLayout w:type="fixed"/>
-              <w:tblLook w:firstColumn="1" w:firstRow="1" w:lastColumn="0" w:lastRow="0" w:noHBand="0" w:noVBand="1" w:val="04A0"/>
               <w:tblInd w:type="dxa" w:w="0"/>
               <w:tblBorders>
                 <w:top w:val="single" w:color="B9C9CE" w:sz="4" w:space="0"/>
@@ -995,6 +994,10 @@
                 <w:bottom w:val="single" w:color="B9C9CE" w:sz="4" w:space="0"/>
                 <w:right w:val="single" w:color="B9C9CE" w:sz="4" w:space="0"/>
               </w:tblBorders>
+              <w:tblLayout w:type="fixed"/>
+              <w:tblLook w:firstColumn="1" w:firstRow="1" w:lastColumn="0" w:lastRow="0" w:noHBand="0" w:noVBand="1" w:val="04A0"/>
+              <w:tblCaption w:val="Workspace"/>
+              <w:tblDescription w:val="Layout table that frames the blank workspace for this exercise."/>
             </w:tblPr>
             <w:tblGrid>
               <w:gridCol w:w="10368"/>
@@ -1041,7 +1044,7 @@
                     <w:drawing>
                       <wp:inline xmlns:a="http://schemas.openxmlformats.org/drawingml/2006/main" xmlns:pic="http://schemas.openxmlformats.org/drawingml/2006/picture">
                         <wp:extent cx="6382512" cy="822960"/>
-                        <wp:docPr id="3" name="Picture 3" descr="PUBLISHER_WORKSPACE: Blank ruled workspace for calculations, mathematical labels, and written reasoning." title="EXPLAIN WITH MATHEMATICAL EVIDENCE"/>
+                        <wp:docPr id="3" name="Picture 3" descr="Blank ruled workspace for calculations, mathematical labels, and written reasoning." title="EXPLAIN WITH MATHEMATICAL EVIDENCE"/>
                         <wp:cNvGraphicFramePr>
                           <a:graphicFrameLocks noChangeAspect="1"/>
                         </wp:cNvGraphicFramePr>
@@ -1108,8 +1111,6 @@
       <w:tblPr>
         <w:tblW w:type="dxa" w:w="10368"/>
         <w:jc w:val="center"/>
-        <w:tblLayout w:type="fixed"/>
-        <w:tblLook w:firstColumn="1" w:firstRow="1" w:lastColumn="0" w:lastRow="0" w:noHBand="0" w:noVBand="1" w:val="04A0"/>
         <w:tblInd w:type="dxa" w:w="0"/>
         <w:tblBorders>
           <w:top w:val="nil"/>
@@ -1119,6 +1120,10 @@
           <w:insideH w:val="nil"/>
           <w:insideV w:val="nil"/>
         </w:tblBorders>
+        <w:tblLayout w:type="fixed"/>
+        <w:tblLook w:firstColumn="1" w:firstRow="1" w:lastColumn="0" w:lastRow="0" w:noHBand="0" w:noVBand="1" w:val="04A0"/>
+        <w:tblCaption w:val="Exercise 4"/>
+        <w:tblDescription w:val="Layout table. It only arranges the page; read its cells in order."/>
       </w:tblPr>
       <w:tblGrid>
         <w:gridCol w:w="10368"/>
@@ -1273,8 +1278,6 @@
             <w:tblPr>
               <w:tblW w:type="dxa" w:w="10368"/>
               <w:jc w:val="center"/>
-              <w:tblLayout w:type="fixed"/>
-              <w:tblLook w:firstColumn="1" w:firstRow="1" w:lastColumn="0" w:lastRow="0" w:noHBand="0" w:noVBand="1" w:val="04A0"/>
               <w:tblInd w:type="dxa" w:w="0"/>
               <w:tblBorders>
                 <w:top w:val="single" w:color="B9C9CE" w:sz="4" w:space="0"/>
@@ -1282,6 +1285,10 @@
                 <w:bottom w:val="single" w:color="B9C9CE" w:sz="4" w:space="0"/>
                 <w:right w:val="single" w:color="B9C9CE" w:sz="4" w:space="0"/>
               </w:tblBorders>
+              <w:tblLayout w:type="fixed"/>
+              <w:tblLook w:firstColumn="1" w:firstRow="1" w:lastColumn="0" w:lastRow="0" w:noHBand="0" w:noVBand="1" w:val="04A0"/>
+              <w:tblCaption w:val="Workspace"/>
+              <w:tblDescription w:val="Layout table that frames the blank workspace for this exercise."/>
             </w:tblPr>
             <w:tblGrid>
               <w:gridCol w:w="10368"/>
@@ -1328,7 +1335,7 @@
                     <w:drawing>
                       <wp:inline xmlns:a="http://schemas.openxmlformats.org/drawingml/2006/main" xmlns:pic="http://schemas.openxmlformats.org/drawingml/2006/picture">
                         <wp:extent cx="6382512" cy="1097280"/>
-                        <wp:docPr id="4" name="Picture 4" descr="PUBLISHER_WORKSPACE: Blank square grid for sketching a geometric figure or net. The grid has no assigned measurements or scale." title="SHOW YOUR THINKING"/>
+                        <wp:docPr id="4" name="Picture 4" descr="Blank square grid for sketching a geometric figure or net. The grid has no assigned measurements or scale." title="SHOW YOUR THINKING"/>
                         <wp:cNvGraphicFramePr>
                           <a:graphicFrameLocks noChangeAspect="1"/>
                         </wp:cNvGraphicFramePr>
@@ -1395,8 +1402,6 @@
       <w:tblPr>
         <w:tblW w:type="dxa" w:w="10368"/>
         <w:jc w:val="center"/>
-        <w:tblLayout w:type="fixed"/>
-        <w:tblLook w:firstColumn="1" w:firstRow="1" w:lastColumn="0" w:lastRow="0" w:noHBand="0" w:noVBand="1" w:val="04A0"/>
         <w:tblInd w:type="dxa" w:w="0"/>
         <w:tblBorders>
           <w:top w:val="nil"/>
@@ -1406,6 +1411,10 @@
           <w:insideH w:val="nil"/>
           <w:insideV w:val="nil"/>
         </w:tblBorders>
+        <w:tblLayout w:type="fixed"/>
+        <w:tblLook w:firstColumn="1" w:firstRow="1" w:lastColumn="0" w:lastRow="0" w:noHBand="0" w:noVBand="1" w:val="04A0"/>
+        <w:tblCaption w:val="Exercise 5"/>
+        <w:tblDescription w:val="Layout table. It only arranges the page; read its cells in order."/>
       </w:tblPr>
       <w:tblGrid>
         <w:gridCol w:w="10368"/>
@@ -1492,8 +1501,6 @@
             <w:tblPr>
               <w:tblW w:type="dxa" w:w="10368"/>
               <w:jc w:val="center"/>
-              <w:tblLayout w:type="fixed"/>
-              <w:tblLook w:firstColumn="1" w:firstRow="1" w:lastColumn="0" w:lastRow="0" w:noHBand="0" w:noVBand="1" w:val="04A0"/>
               <w:tblInd w:type="dxa" w:w="0"/>
               <w:tblBorders>
                 <w:top w:val="single" w:color="B9C9CE" w:sz="4" w:space="0"/>
@@ -1501,6 +1508,10 @@
                 <w:bottom w:val="single" w:color="B9C9CE" w:sz="4" w:space="0"/>
                 <w:right w:val="single" w:color="B9C9CE" w:sz="4" w:space="0"/>
               </w:tblBorders>
+              <w:tblLayout w:type="fixed"/>
+              <w:tblLook w:firstColumn="1" w:firstRow="1" w:lastColumn="0" w:lastRow="0" w:noHBand="0" w:noVBand="1" w:val="04A0"/>
+              <w:tblCaption w:val="Workspace"/>
+              <w:tblDescription w:val="Layout table that frames the blank workspace for this exercise."/>
             </w:tblPr>
             <w:tblGrid>
               <w:gridCol w:w="10368"/>
@@ -1547,7 +1558,7 @@
                     <w:drawing>
                       <wp:inline xmlns:a="http://schemas.openxmlformats.org/drawingml/2006/main" xmlns:pic="http://schemas.openxmlformats.org/drawingml/2006/picture">
                         <wp:extent cx="6382512" cy="685800"/>
-                        <wp:docPr id="5" name="Picture 5" descr="PUBLISHER_WORKSPACE: Blank square grid for sketching a geometric figure or net. The grid has no assigned measurements or scale." title="SHOW YOUR THINKING"/>
+                        <wp:docPr id="5" name="Picture 5" descr="Blank square grid for sketching a geometric figure or net. The grid has no assigned measurements or scale." title="SHOW YOUR THINKING"/>
                         <wp:cNvGraphicFramePr>
                           <a:graphicFrameLocks noChangeAspect="1"/>
                         </wp:cNvGraphicFramePr>
@@ -1614,8 +1625,6 @@
       <w:tblPr>
         <w:tblW w:type="dxa" w:w="10368"/>
         <w:jc w:val="center"/>
-        <w:tblLayout w:type="fixed"/>
-        <w:tblLook w:firstColumn="1" w:firstRow="1" w:lastColumn="0" w:lastRow="0" w:noHBand="0" w:noVBand="1" w:val="04A0"/>
         <w:tblInd w:type="dxa" w:w="0"/>
         <w:tblBorders>
           <w:top w:val="nil"/>
@@ -1625,6 +1634,10 @@
           <w:insideH w:val="nil"/>
           <w:insideV w:val="nil"/>
         </w:tblBorders>
+        <w:tblLayout w:type="fixed"/>
+        <w:tblLook w:firstColumn="1" w:firstRow="1" w:lastColumn="0" w:lastRow="0" w:noHBand="0" w:noVBand="1" w:val="04A0"/>
+        <w:tblCaption w:val="Exercise 6"/>
+        <w:tblDescription w:val="Layout table. It only arranges the page; read its cells in order."/>
       </w:tblPr>
       <w:tblGrid>
         <w:gridCol w:w="10368"/>
@@ -1711,8 +1724,6 @@
             <w:tblPr>
               <w:tblW w:type="dxa" w:w="10368"/>
               <w:jc w:val="center"/>
-              <w:tblLayout w:type="fixed"/>
-              <w:tblLook w:firstColumn="1" w:firstRow="1" w:lastColumn="0" w:lastRow="0" w:noHBand="0" w:noVBand="1" w:val="04A0"/>
               <w:tblInd w:type="dxa" w:w="0"/>
               <w:tblBorders>
                 <w:top w:val="single" w:color="B9C9CE" w:sz="4" w:space="0"/>
@@ -1720,6 +1731,10 @@
                 <w:bottom w:val="single" w:color="B9C9CE" w:sz="4" w:space="0"/>
                 <w:right w:val="single" w:color="B9C9CE" w:sz="4" w:space="0"/>
               </w:tblBorders>
+              <w:tblLayout w:type="fixed"/>
+              <w:tblLook w:firstColumn="1" w:firstRow="1" w:lastColumn="0" w:lastRow="0" w:noHBand="0" w:noVBand="1" w:val="04A0"/>
+              <w:tblCaption w:val="Workspace"/>
+              <w:tblDescription w:val="Layout table that frames the blank workspace for this exercise."/>
             </w:tblPr>
             <w:tblGrid>
               <w:gridCol w:w="10368"/>
@@ -1766,7 +1781,7 @@
                     <w:drawing>
                       <wp:inline xmlns:a="http://schemas.openxmlformats.org/drawingml/2006/main" xmlns:pic="http://schemas.openxmlformats.org/drawingml/2006/picture">
                         <wp:extent cx="6382512" cy="685800"/>
-                        <wp:docPr id="6" name="Picture 6" descr="PUBLISHER_WORKSPACE: Blank square grid for sketching a geometric figure or net. The grid has no assigned measurements or scale." title="SHOW YOUR THINKING"/>
+                        <wp:docPr id="6" name="Picture 6" descr="Blank square grid for sketching a geometric figure or net. The grid has no assigned measurements or scale." title="SHOW YOUR THINKING"/>
                         <wp:cNvGraphicFramePr>
                           <a:graphicFrameLocks noChangeAspect="1"/>
                         </wp:cNvGraphicFramePr>
@@ -1833,8 +1848,6 @@
       <w:tblPr>
         <w:tblW w:type="dxa" w:w="10368"/>
         <w:jc w:val="center"/>
-        <w:tblLayout w:type="fixed"/>
-        <w:tblLook w:firstColumn="1" w:firstRow="1" w:lastColumn="0" w:lastRow="0" w:noHBand="0" w:noVBand="1" w:val="04A0"/>
         <w:tblInd w:type="dxa" w:w="0"/>
         <w:tblBorders>
           <w:top w:val="nil"/>
@@ -1844,6 +1857,10 @@
           <w:insideH w:val="nil"/>
           <w:insideV w:val="nil"/>
         </w:tblBorders>
+        <w:tblLayout w:type="fixed"/>
+        <w:tblLook w:firstColumn="1" w:firstRow="1" w:lastColumn="0" w:lastRow="0" w:noHBand="0" w:noVBand="1" w:val="04A0"/>
+        <w:tblCaption w:val="Exercise 7"/>
+        <w:tblDescription w:val="Layout table. It only arranges the page; read its cells in order."/>
       </w:tblPr>
       <w:tblGrid>
         <w:gridCol w:w="10368"/>
@@ -1930,8 +1947,6 @@
             <w:tblPr>
               <w:tblW w:type="dxa" w:w="10368"/>
               <w:jc w:val="center"/>
-              <w:tblLayout w:type="fixed"/>
-              <w:tblLook w:firstColumn="1" w:firstRow="1" w:lastColumn="0" w:lastRow="0" w:noHBand="0" w:noVBand="1" w:val="04A0"/>
               <w:tblInd w:type="dxa" w:w="0"/>
               <w:tblBorders>
                 <w:top w:val="single" w:color="B9C9CE" w:sz="4" w:space="0"/>
@@ -1939,6 +1954,10 @@
                 <w:bottom w:val="single" w:color="B9C9CE" w:sz="4" w:space="0"/>
                 <w:right w:val="single" w:color="B9C9CE" w:sz="4" w:space="0"/>
               </w:tblBorders>
+              <w:tblLayout w:type="fixed"/>
+              <w:tblLook w:firstColumn="1" w:firstRow="1" w:lastColumn="0" w:lastRow="0" w:noHBand="0" w:noVBand="1" w:val="04A0"/>
+              <w:tblCaption w:val="Workspace"/>
+              <w:tblDescription w:val="Layout table that frames the blank workspace for this exercise."/>
             </w:tblPr>
             <w:tblGrid>
               <w:gridCol w:w="10368"/>
@@ -1985,7 +2004,7 @@
                     <w:drawing>
                       <wp:inline xmlns:a="http://schemas.openxmlformats.org/drawingml/2006/main" xmlns:pic="http://schemas.openxmlformats.org/drawingml/2006/picture">
                         <wp:extent cx="6382512" cy="685800"/>
-                        <wp:docPr id="7" name="Picture 7" descr="PUBLISHER_WORKSPACE: Blank square grid for sketching a geometric figure or net. The grid has no assigned measurements or scale." title="SHOW YOUR THINKING"/>
+                        <wp:docPr id="7" name="Picture 7" descr="Blank square grid for sketching a geometric figure or net. The grid has no assigned measurements or scale." title="SHOW YOUR THINKING"/>
                         <wp:cNvGraphicFramePr>
                           <a:graphicFrameLocks noChangeAspect="1"/>
                         </wp:cNvGraphicFramePr>
@@ -2052,8 +2071,6 @@
       <w:tblPr>
         <w:tblW w:type="dxa" w:w="10368"/>
         <w:jc w:val="center"/>
-        <w:tblLayout w:type="fixed"/>
-        <w:tblLook w:firstColumn="1" w:firstRow="1" w:lastColumn="0" w:lastRow="0" w:noHBand="0" w:noVBand="1" w:val="04A0"/>
         <w:tblInd w:type="dxa" w:w="0"/>
         <w:tblBorders>
           <w:top w:val="nil"/>
@@ -2063,6 +2080,10 @@
           <w:insideH w:val="nil"/>
           <w:insideV w:val="nil"/>
         </w:tblBorders>
+        <w:tblLayout w:type="fixed"/>
+        <w:tblLook w:firstColumn="1" w:firstRow="1" w:lastColumn="0" w:lastRow="0" w:noHBand="0" w:noVBand="1" w:val="04A0"/>
+        <w:tblCaption w:val="Exercise 8"/>
+        <w:tblDescription w:val="Layout table. It only arranges the page; read its cells in order."/>
       </w:tblPr>
       <w:tblGrid>
         <w:gridCol w:w="10368"/>
@@ -2149,8 +2170,6 @@
             <w:tblPr>
               <w:tblW w:type="dxa" w:w="10368"/>
               <w:jc w:val="center"/>
-              <w:tblLayout w:type="fixed"/>
-              <w:tblLook w:firstColumn="1" w:firstRow="1" w:lastColumn="0" w:lastRow="0" w:noHBand="0" w:noVBand="1" w:val="04A0"/>
               <w:tblInd w:type="dxa" w:w="0"/>
               <w:tblBorders>
                 <w:top w:val="single" w:color="B9C9CE" w:sz="4" w:space="0"/>
@@ -2158,6 +2177,10 @@
                 <w:bottom w:val="single" w:color="B9C9CE" w:sz="4" w:space="0"/>
                 <w:right w:val="single" w:color="B9C9CE" w:sz="4" w:space="0"/>
               </w:tblBorders>
+              <w:tblLayout w:type="fixed"/>
+              <w:tblLook w:firstColumn="1" w:firstRow="1" w:lastColumn="0" w:lastRow="0" w:noHBand="0" w:noVBand="1" w:val="04A0"/>
+              <w:tblCaption w:val="Workspace"/>
+              <w:tblDescription w:val="Layout table that frames the blank workspace for this exercise."/>
             </w:tblPr>
             <w:tblGrid>
               <w:gridCol w:w="10368"/>
@@ -2204,7 +2227,7 @@
                     <w:drawing>
                       <wp:inline xmlns:a="http://schemas.openxmlformats.org/drawingml/2006/main" xmlns:pic="http://schemas.openxmlformats.org/drawingml/2006/picture">
                         <wp:extent cx="6382512" cy="822960"/>
-                        <wp:docPr id="8" name="Picture 8" descr="PUBLISHER_WORKSPACE: Blank ruled workspace for calculations, mathematical labels, and written reasoning." title="EXPLAIN WITH MATHEMATICAL EVIDENCE"/>
+                        <wp:docPr id="8" name="Picture 8" descr="Blank ruled workspace for calculations, mathematical labels, and written reasoning." title="EXPLAIN WITH MATHEMATICAL EVIDENCE"/>
                         <wp:cNvGraphicFramePr>
                           <a:graphicFrameLocks noChangeAspect="1"/>
                         </wp:cNvGraphicFramePr>
@@ -2271,8 +2294,6 @@
       <w:tblPr>
         <w:tblW w:type="dxa" w:w="10368"/>
         <w:jc w:val="center"/>
-        <w:tblLayout w:type="fixed"/>
-        <w:tblLook w:firstColumn="1" w:firstRow="1" w:lastColumn="0" w:lastRow="0" w:noHBand="0" w:noVBand="1" w:val="04A0"/>
         <w:tblInd w:type="dxa" w:w="0"/>
         <w:tblBorders>
           <w:top w:val="nil"/>
@@ -2282,6 +2303,10 @@
           <w:insideH w:val="nil"/>
           <w:insideV w:val="nil"/>
         </w:tblBorders>
+        <w:tblLayout w:type="fixed"/>
+        <w:tblLook w:firstColumn="1" w:firstRow="1" w:lastColumn="0" w:lastRow="0" w:noHBand="0" w:noVBand="1" w:val="04A0"/>
+        <w:tblCaption w:val="Exercise 9"/>
+        <w:tblDescription w:val="Layout table. It only arranges the page; read its cells in order."/>
       </w:tblPr>
       <w:tblGrid>
         <w:gridCol w:w="10368"/>
@@ -2368,8 +2393,6 @@
             <w:tblPr>
               <w:tblW w:type="dxa" w:w="10368"/>
               <w:jc w:val="center"/>
-              <w:tblLayout w:type="fixed"/>
-              <w:tblLook w:firstColumn="1" w:firstRow="1" w:lastColumn="0" w:lastRow="0" w:noHBand="0" w:noVBand="1" w:val="04A0"/>
               <w:tblInd w:type="dxa" w:w="0"/>
               <w:tblBorders>
                 <w:top w:val="single" w:color="B9C9CE" w:sz="4" w:space="0"/>
@@ -2377,6 +2400,10 @@
                 <w:bottom w:val="single" w:color="B9C9CE" w:sz="4" w:space="0"/>
                 <w:right w:val="single" w:color="B9C9CE" w:sz="4" w:space="0"/>
               </w:tblBorders>
+              <w:tblLayout w:type="fixed"/>
+              <w:tblLook w:firstColumn="1" w:firstRow="1" w:lastColumn="0" w:lastRow="0" w:noHBand="0" w:noVBand="1" w:val="04A0"/>
+              <w:tblCaption w:val="Workspace"/>
+              <w:tblDescription w:val="Layout table that frames the blank workspace for this exercise."/>
             </w:tblPr>
             <w:tblGrid>
               <w:gridCol w:w="10368"/>
@@ -2423,7 +2450,7 @@
                     <w:drawing>
                       <wp:inline xmlns:a="http://schemas.openxmlformats.org/drawingml/2006/main" xmlns:pic="http://schemas.openxmlformats.org/drawingml/2006/picture">
                         <wp:extent cx="6382512" cy="685800"/>
-                        <wp:docPr id="9" name="Picture 9" descr="PUBLISHER_WORKSPACE: Blank square grid for sketching a geometric figure or net. The grid has no assigned measurements or scale." title="SHOW YOUR THINKING"/>
+                        <wp:docPr id="9" name="Picture 9" descr="Blank square grid for sketching a geometric figure or net. The grid has no assigned measurements or scale." title="SHOW YOUR THINKING"/>
                         <wp:cNvGraphicFramePr>
                           <a:graphicFrameLocks noChangeAspect="1"/>
                         </wp:cNvGraphicFramePr>
@@ -2490,8 +2517,6 @@
       <w:tblPr>
         <w:tblW w:type="dxa" w:w="10368"/>
         <w:jc w:val="center"/>
-        <w:tblLayout w:type="fixed"/>
-        <w:tblLook w:firstColumn="1" w:firstRow="1" w:lastColumn="0" w:lastRow="0" w:noHBand="0" w:noVBand="1" w:val="04A0"/>
         <w:tblInd w:type="dxa" w:w="0"/>
         <w:tblBorders>
           <w:top w:val="nil"/>
@@ -2501,6 +2526,10 @@
           <w:insideH w:val="nil"/>
           <w:insideV w:val="nil"/>
         </w:tblBorders>
+        <w:tblLayout w:type="fixed"/>
+        <w:tblLook w:firstColumn="1" w:firstRow="1" w:lastColumn="0" w:lastRow="0" w:noHBand="0" w:noVBand="1" w:val="04A0"/>
+        <w:tblCaption w:val="Exercise 10"/>
+        <w:tblDescription w:val="Layout table. It only arranges the page; read its cells in order."/>
       </w:tblPr>
       <w:tblGrid>
         <w:gridCol w:w="10368"/>
@@ -2587,8 +2616,6 @@
             <w:tblPr>
               <w:tblW w:type="dxa" w:w="10368"/>
               <w:jc w:val="center"/>
-              <w:tblLayout w:type="fixed"/>
-              <w:tblLook w:firstColumn="1" w:firstRow="1" w:lastColumn="0" w:lastRow="0" w:noHBand="0" w:noVBand="1" w:val="04A0"/>
               <w:tblInd w:type="dxa" w:w="0"/>
               <w:tblBorders>
                 <w:top w:val="single" w:color="B9C9CE" w:sz="4" w:space="0"/>
@@ -2596,6 +2623,10 @@
                 <w:bottom w:val="single" w:color="B9C9CE" w:sz="4" w:space="0"/>
                 <w:right w:val="single" w:color="B9C9CE" w:sz="4" w:space="0"/>
               </w:tblBorders>
+              <w:tblLayout w:type="fixed"/>
+              <w:tblLook w:firstColumn="1" w:firstRow="1" w:lastColumn="0" w:lastRow="0" w:noHBand="0" w:noVBand="1" w:val="04A0"/>
+              <w:tblCaption w:val="Workspace"/>
+              <w:tblDescription w:val="Layout table that frames the blank workspace for this exercise."/>
             </w:tblPr>
             <w:tblGrid>
               <w:gridCol w:w="10368"/>
@@ -2642,7 +2673,7 @@
                     <w:drawing>
                       <wp:inline xmlns:a="http://schemas.openxmlformats.org/drawingml/2006/main" xmlns:pic="http://schemas.openxmlformats.org/drawingml/2006/picture">
                         <wp:extent cx="6382512" cy="685800"/>
-                        <wp:docPr id="10" name="Picture 10" descr="PUBLISHER_WORKSPACE: Blank square grid for sketching a geometric figure or net. The grid has no assigned measurements or scale." title="SHOW YOUR THINKING"/>
+                        <wp:docPr id="10" name="Picture 10" descr="Blank square grid for sketching a geometric figure or net. The grid has no assigned measurements or scale." title="SHOW YOUR THINKING"/>
                         <wp:cNvGraphicFramePr>
                           <a:graphicFrameLocks noChangeAspect="1"/>
                         </wp:cNvGraphicFramePr>
@@ -2709,8 +2740,6 @@
       <w:tblPr>
         <w:tblW w:type="dxa" w:w="10368"/>
         <w:jc w:val="center"/>
-        <w:tblLayout w:type="fixed"/>
-        <w:tblLook w:firstColumn="1" w:firstRow="1" w:lastColumn="0" w:lastRow="0" w:noHBand="0" w:noVBand="1" w:val="04A0"/>
         <w:tblInd w:type="dxa" w:w="0"/>
         <w:tblBorders>
           <w:top w:val="nil"/>
@@ -2720,6 +2749,10 @@
           <w:insideH w:val="nil"/>
           <w:insideV w:val="nil"/>
         </w:tblBorders>
+        <w:tblLayout w:type="fixed"/>
+        <w:tblLook w:firstColumn="1" w:firstRow="1" w:lastColumn="0" w:lastRow="0" w:noHBand="0" w:noVBand="1" w:val="04A0"/>
+        <w:tblCaption w:val="Exercise 11"/>
+        <w:tblDescription w:val="Layout table. It only arranges the page; read its cells in order."/>
       </w:tblPr>
       <w:tblGrid>
         <w:gridCol w:w="10368"/>
@@ -2806,8 +2839,6 @@
             <w:tblPr>
               <w:tblW w:type="dxa" w:w="10368"/>
               <w:jc w:val="center"/>
-              <w:tblLayout w:type="fixed"/>
-              <w:tblLook w:firstColumn="1" w:firstRow="1" w:lastColumn="0" w:lastRow="0" w:noHBand="0" w:noVBand="1" w:val="04A0"/>
               <w:tblInd w:type="dxa" w:w="0"/>
               <w:tblBorders>
                 <w:top w:val="single" w:color="B9C9CE" w:sz="4" w:space="0"/>
@@ -2815,6 +2846,10 @@
                 <w:bottom w:val="single" w:color="B9C9CE" w:sz="4" w:space="0"/>
                 <w:right w:val="single" w:color="B9C9CE" w:sz="4" w:space="0"/>
               </w:tblBorders>
+              <w:tblLayout w:type="fixed"/>
+              <w:tblLook w:firstColumn="1" w:firstRow="1" w:lastColumn="0" w:lastRow="0" w:noHBand="0" w:noVBand="1" w:val="04A0"/>
+              <w:tblCaption w:val="Workspace"/>
+              <w:tblDescription w:val="Layout table that frames the blank workspace for this exercise."/>
             </w:tblPr>
             <w:tblGrid>
               <w:gridCol w:w="10368"/>
@@ -2861,7 +2896,7 @@
                     <w:drawing>
                       <wp:inline xmlns:a="http://schemas.openxmlformats.org/drawingml/2006/main" xmlns:pic="http://schemas.openxmlformats.org/drawingml/2006/picture">
                         <wp:extent cx="6382512" cy="685800"/>
-                        <wp:docPr id="11" name="Picture 11" descr="PUBLISHER_WORKSPACE: Blank square grid for sketching a geometric figure or net. The grid has no assigned measurements or scale." title="SHOW YOUR THINKING"/>
+                        <wp:docPr id="11" name="Picture 11" descr="Blank square grid for sketching a geometric figure or net. The grid has no assigned measurements or scale." title="SHOW YOUR THINKING"/>
                         <wp:cNvGraphicFramePr>
                           <a:graphicFrameLocks noChangeAspect="1"/>
                         </wp:cNvGraphicFramePr>
@@ -2928,8 +2963,6 @@
       <w:tblPr>
         <w:tblW w:type="dxa" w:w="10368"/>
         <w:jc w:val="center"/>
-        <w:tblLayout w:type="fixed"/>
-        <w:tblLook w:firstColumn="1" w:firstRow="1" w:lastColumn="0" w:lastRow="0" w:noHBand="0" w:noVBand="1" w:val="04A0"/>
         <w:tblInd w:type="dxa" w:w="0"/>
         <w:tblBorders>
           <w:top w:val="nil"/>
@@ -2939,6 +2972,10 @@
           <w:insideH w:val="nil"/>
           <w:insideV w:val="nil"/>
         </w:tblBorders>
+        <w:tblLayout w:type="fixed"/>
+        <w:tblLook w:firstColumn="1" w:firstRow="1" w:lastColumn="0" w:lastRow="0" w:noHBand="0" w:noVBand="1" w:val="04A0"/>
+        <w:tblCaption w:val="Exercise 12"/>
+        <w:tblDescription w:val="Layout table. It only arranges the page; read its cells in order."/>
       </w:tblPr>
       <w:tblGrid>
         <w:gridCol w:w="10368"/>
@@ -3025,8 +3062,6 @@
             <w:tblPr>
               <w:tblW w:type="dxa" w:w="10368"/>
               <w:jc w:val="center"/>
-              <w:tblLayout w:type="fixed"/>
-              <w:tblLook w:firstColumn="1" w:firstRow="1" w:lastColumn="0" w:lastRow="0" w:noHBand="0" w:noVBand="1" w:val="04A0"/>
               <w:tblInd w:type="dxa" w:w="0"/>
               <w:tblBorders>
                 <w:top w:val="single" w:color="B9C9CE" w:sz="4" w:space="0"/>
@@ -3034,6 +3069,10 @@
                 <w:bottom w:val="single" w:color="B9C9CE" w:sz="4" w:space="0"/>
                 <w:right w:val="single" w:color="B9C9CE" w:sz="4" w:space="0"/>
               </w:tblBorders>
+              <w:tblLayout w:type="fixed"/>
+              <w:tblLook w:firstColumn="1" w:firstRow="1" w:lastColumn="0" w:lastRow="0" w:noHBand="0" w:noVBand="1" w:val="04A0"/>
+              <w:tblCaption w:val="Workspace"/>
+              <w:tblDescription w:val="Layout table that frames the blank workspace for this exercise."/>
             </w:tblPr>
             <w:tblGrid>
               <w:gridCol w:w="10368"/>
@@ -3080,7 +3119,7 @@
                     <w:drawing>
                       <wp:inline xmlns:a="http://schemas.openxmlformats.org/drawingml/2006/main" xmlns:pic="http://schemas.openxmlformats.org/drawingml/2006/picture">
                         <wp:extent cx="6382512" cy="822960"/>
-                        <wp:docPr id="12" name="Picture 12" descr="PUBLISHER_WORKSPACE: Blank ruled workspace for calculations, mathematical labels, and written reasoning." title="EXPLAIN WITH MATHEMATICAL EVIDENCE"/>
+                        <wp:docPr id="12" name="Picture 12" descr="Blank ruled workspace for calculations, mathematical labels, and written reasoning." title="EXPLAIN WITH MATHEMATICAL EVIDENCE"/>
                         <wp:cNvGraphicFramePr>
                           <a:graphicFrameLocks noChangeAspect="1"/>
                         </wp:cNvGraphicFramePr>
@@ -3145,7 +3184,7 @@
     </w:p>
     <w:p>
       <w:pPr>
-        <w:pStyle w:val="PublisherSection"/>
+        <w:pStyle w:val="Heading2"/>
         <w:shd w:val="clear" w:color="auto" w:fill="EEF4F5"/>
         <w:pBdr>
           <w:left w:val="single" w:color="176B70" w:sz="20" w:space="7"/>
@@ -3167,8 +3206,6 @@
       <w:tblPr>
         <w:tblW w:type="dxa" w:w="10368"/>
         <w:jc w:val="center"/>
-        <w:tblLayout w:type="fixed"/>
-        <w:tblLook w:firstColumn="1" w:firstRow="1" w:lastColumn="0" w:lastRow="0" w:noHBand="0" w:noVBand="1" w:val="04A0"/>
         <w:tblInd w:type="dxa" w:w="0"/>
         <w:tblBorders>
           <w:top w:val="nil"/>
@@ -3178,6 +3215,10 @@
           <w:insideH w:val="nil"/>
           <w:insideV w:val="nil"/>
         </w:tblBorders>
+        <w:tblLayout w:type="fixed"/>
+        <w:tblLook w:firstColumn="1" w:firstRow="1" w:lastColumn="0" w:lastRow="0" w:noHBand="0" w:noVBand="1" w:val="04A0"/>
+        <w:tblCaption w:val="Exercise 13"/>
+        <w:tblDescription w:val="Layout table. It only arranges the page; read its cells in order."/>
       </w:tblPr>
       <w:tblGrid>
         <w:gridCol w:w="10368"/>
@@ -3264,8 +3305,6 @@
             <w:tblPr>
               <w:tblW w:type="dxa" w:w="10368"/>
               <w:jc w:val="center"/>
-              <w:tblLayout w:type="fixed"/>
-              <w:tblLook w:firstColumn="1" w:firstRow="1" w:lastColumn="0" w:lastRow="0" w:noHBand="0" w:noVBand="1" w:val="04A0"/>
               <w:tblInd w:type="dxa" w:w="0"/>
               <w:tblBorders>
                 <w:top w:val="single" w:color="B9C9CE" w:sz="4" w:space="0"/>
@@ -3273,6 +3312,10 @@
                 <w:bottom w:val="single" w:color="B9C9CE" w:sz="4" w:space="0"/>
                 <w:right w:val="single" w:color="B9C9CE" w:sz="4" w:space="0"/>
               </w:tblBorders>
+              <w:tblLayout w:type="fixed"/>
+              <w:tblLook w:firstColumn="1" w:firstRow="1" w:lastColumn="0" w:lastRow="0" w:noHBand="0" w:noVBand="1" w:val="04A0"/>
+              <w:tblCaption w:val="Workspace"/>
+              <w:tblDescription w:val="Layout table that frames the blank workspace for this exercise."/>
             </w:tblPr>
             <w:tblGrid>
               <w:gridCol w:w="10368"/>
@@ -3319,7 +3362,7 @@
                     <w:drawing>
                       <wp:inline xmlns:a="http://schemas.openxmlformats.org/drawingml/2006/main" xmlns:pic="http://schemas.openxmlformats.org/drawingml/2006/picture">
                         <wp:extent cx="6382512" cy="548640"/>
-                        <wp:docPr id="13" name="Picture 13" descr="PUBLISHER_WORKSPACE: Blank square grid for sketching a geometric figure or net. The grid has no assigned measurements or scale." title="SHOW YOUR THINKING"/>
+                        <wp:docPr id="13" name="Picture 13" descr="Blank square grid for sketching a geometric figure or net. The grid has no assigned measurements or scale." title="SHOW YOUR THINKING"/>
                         <wp:cNvGraphicFramePr>
                           <a:graphicFrameLocks noChangeAspect="1"/>
                         </wp:cNvGraphicFramePr>
@@ -3386,8 +3429,6 @@
       <w:tblPr>
         <w:tblW w:type="dxa" w:w="10368"/>
         <w:jc w:val="center"/>
-        <w:tblLayout w:type="fixed"/>
-        <w:tblLook w:firstColumn="1" w:firstRow="1" w:lastColumn="0" w:lastRow="0" w:noHBand="0" w:noVBand="1" w:val="04A0"/>
         <w:tblInd w:type="dxa" w:w="0"/>
         <w:tblBorders>
           <w:top w:val="nil"/>
@@ -3397,6 +3438,10 @@
           <w:insideH w:val="nil"/>
           <w:insideV w:val="nil"/>
         </w:tblBorders>
+        <w:tblLayout w:type="fixed"/>
+        <w:tblLook w:firstColumn="1" w:firstRow="1" w:lastColumn="0" w:lastRow="0" w:noHBand="0" w:noVBand="1" w:val="04A0"/>
+        <w:tblCaption w:val="Exercise 14"/>
+        <w:tblDescription w:val="Layout table. It only arranges the page; read its cells in order."/>
       </w:tblPr>
       <w:tblGrid>
         <w:gridCol w:w="10368"/>
@@ -3483,8 +3528,6 @@
             <w:tblPr>
               <w:tblW w:type="dxa" w:w="10368"/>
               <w:jc w:val="center"/>
-              <w:tblLayout w:type="fixed"/>
-              <w:tblLook w:firstColumn="1" w:firstRow="1" w:lastColumn="0" w:lastRow="0" w:noHBand="0" w:noVBand="1" w:val="04A0"/>
               <w:tblInd w:type="dxa" w:w="0"/>
               <w:tblBorders>
                 <w:top w:val="single" w:color="B9C9CE" w:sz="4" w:space="0"/>
@@ -3492,6 +3535,10 @@
                 <w:bottom w:val="single" w:color="B9C9CE" w:sz="4" w:space="0"/>
                 <w:right w:val="single" w:color="B9C9CE" w:sz="4" w:space="0"/>
               </w:tblBorders>
+              <w:tblLayout w:type="fixed"/>
+              <w:tblLook w:firstColumn="1" w:firstRow="1" w:lastColumn="0" w:lastRow="0" w:noHBand="0" w:noVBand="1" w:val="04A0"/>
+              <w:tblCaption w:val="Workspace"/>
+              <w:tblDescription w:val="Layout table that frames the blank workspace for this exercise."/>
             </w:tblPr>
             <w:tblGrid>
               <w:gridCol w:w="10368"/>
@@ -3538,7 +3585,7 @@
                     <w:drawing>
                       <wp:inline xmlns:a="http://schemas.openxmlformats.org/drawingml/2006/main" xmlns:pic="http://schemas.openxmlformats.org/drawingml/2006/picture">
                         <wp:extent cx="6382512" cy="548640"/>
-                        <wp:docPr id="14" name="Picture 14" descr="PUBLISHER_WORKSPACE: Blank square grid for sketching a geometric figure or net. The grid has no assigned measurements or scale." title="SHOW YOUR THINKING"/>
+                        <wp:docPr id="14" name="Picture 14" descr="Blank square grid for sketching a geometric figure or net. The grid has no assigned measurements or scale." title="SHOW YOUR THINKING"/>
                         <wp:cNvGraphicFramePr>
                           <a:graphicFrameLocks noChangeAspect="1"/>
                         </wp:cNvGraphicFramePr>
@@ -3605,8 +3652,6 @@
       <w:tblPr>
         <w:tblW w:type="dxa" w:w="10368"/>
         <w:jc w:val="center"/>
-        <w:tblLayout w:type="fixed"/>
-        <w:tblLook w:firstColumn="1" w:firstRow="1" w:lastColumn="0" w:lastRow="0" w:noHBand="0" w:noVBand="1" w:val="04A0"/>
         <w:tblInd w:type="dxa" w:w="0"/>
         <w:tblBorders>
           <w:top w:val="nil"/>
@@ -3616,6 +3661,10 @@
           <w:insideH w:val="nil"/>
           <w:insideV w:val="nil"/>
         </w:tblBorders>
+        <w:tblLayout w:type="fixed"/>
+        <w:tblLook w:firstColumn="1" w:firstRow="1" w:lastColumn="0" w:lastRow="0" w:noHBand="0" w:noVBand="1" w:val="04A0"/>
+        <w:tblCaption w:val="Exercise 15"/>
+        <w:tblDescription w:val="Layout table. It only arranges the page; read its cells in order."/>
       </w:tblPr>
       <w:tblGrid>
         <w:gridCol w:w="10368"/>
@@ -3702,8 +3751,6 @@
             <w:tblPr>
               <w:tblW w:type="dxa" w:w="10368"/>
               <w:jc w:val="center"/>
-              <w:tblLayout w:type="fixed"/>
-              <w:tblLook w:firstColumn="1" w:firstRow="1" w:lastColumn="0" w:lastRow="0" w:noHBand="0" w:noVBand="1" w:val="04A0"/>
               <w:tblInd w:type="dxa" w:w="0"/>
               <w:tblBorders>
                 <w:top w:val="single" w:color="B9C9CE" w:sz="4" w:space="0"/>
@@ -3711,6 +3758,10 @@
                 <w:bottom w:val="single" w:color="B9C9CE" w:sz="4" w:space="0"/>
                 <w:right w:val="single" w:color="B9C9CE" w:sz="4" w:space="0"/>
               </w:tblBorders>
+              <w:tblLayout w:type="fixed"/>
+              <w:tblLook w:firstColumn="1" w:firstRow="1" w:lastColumn="0" w:lastRow="0" w:noHBand="0" w:noVBand="1" w:val="04A0"/>
+              <w:tblCaption w:val="Workspace"/>
+              <w:tblDescription w:val="Layout table that frames the blank workspace for this exercise."/>
             </w:tblPr>
             <w:tblGrid>
               <w:gridCol w:w="10368"/>
@@ -3757,7 +3808,7 @@
                     <w:drawing>
                       <wp:inline xmlns:a="http://schemas.openxmlformats.org/drawingml/2006/main" xmlns:pic="http://schemas.openxmlformats.org/drawingml/2006/picture">
                         <wp:extent cx="6382512" cy="548640"/>
-                        <wp:docPr id="15" name="Picture 15" descr="PUBLISHER_WORKSPACE: Blank square grid for sketching a geometric figure or net. The grid has no assigned measurements or scale." title="SHOW YOUR THINKING"/>
+                        <wp:docPr id="15" name="Picture 15" descr="Blank square grid for sketching a geometric figure or net. The grid has no assigned measurements or scale." title="SHOW YOUR THINKING"/>
                         <wp:cNvGraphicFramePr>
                           <a:graphicFrameLocks noChangeAspect="1"/>
                         </wp:cNvGraphicFramePr>
@@ -3822,7 +3873,7 @@
     </w:p>
     <w:p>
       <w:pPr>
-        <w:pStyle w:val="PublisherSection"/>
+        <w:pStyle w:val="Heading2"/>
         <w:shd w:val="clear" w:color="auto" w:fill="EEF4F5"/>
         <w:pBdr>
           <w:left w:val="single" w:color="176B70" w:sz="20" w:space="7"/>
@@ -3844,8 +3895,6 @@
       <w:tblPr>
         <w:tblW w:type="dxa" w:w="10368"/>
         <w:jc w:val="center"/>
-        <w:tblLayout w:type="fixed"/>
-        <w:tblLook w:firstColumn="1" w:firstRow="1" w:lastColumn="0" w:lastRow="0" w:noHBand="0" w:noVBand="1" w:val="04A0"/>
         <w:tblInd w:type="dxa" w:w="0"/>
         <w:tblBorders>
           <w:top w:val="nil"/>
@@ -3855,6 +3904,10 @@
           <w:insideH w:val="nil"/>
           <w:insideV w:val="nil"/>
         </w:tblBorders>
+        <w:tblLayout w:type="fixed"/>
+        <w:tblLook w:firstColumn="1" w:firstRow="1" w:lastColumn="0" w:lastRow="0" w:noHBand="0" w:noVBand="1" w:val="04A0"/>
+        <w:tblCaption w:val="Exercise 16"/>
+        <w:tblDescription w:val="Layout table. It only arranges the page; read its cells in order."/>
       </w:tblPr>
       <w:tblGrid>
         <w:gridCol w:w="10368"/>
@@ -3923,8 +3976,6 @@
           <w:tbl>
             <w:tblPr>
               <w:tblW w:type="dxa" w:w="10368"/>
-              <w:tblLayout w:type="fixed"/>
-              <w:tblLook w:firstColumn="1" w:firstRow="1" w:lastColumn="0" w:lastRow="0" w:noHBand="0" w:noVBand="1" w:val="04A0"/>
               <w:jc w:val="center"/>
               <w:tblInd w:type="dxa" w:w="0"/>
               <w:tblBorders>
@@ -3935,6 +3986,10 @@
                 <w:insideH w:val="single" w:color="B9C9CE" w:sz="4" w:space="0"/>
                 <w:insideV w:val="single" w:color="B9C9CE" w:sz="4" w:space="0"/>
               </w:tblBorders>
+              <w:tblLayout w:type="fixed"/>
+              <w:tblLook w:firstColumn="1" w:firstRow="1" w:lastColumn="0" w:lastRow="0" w:noHBand="0" w:noVBand="1" w:val="04A0"/>
+              <w:tblCaption w:val="Layout"/>
+              <w:tblDescription w:val="Layout table. It only arranges the page; read its cells in order."/>
             </w:tblPr>
             <w:tblGrid>
               <w:gridCol w:w="5184"/>
@@ -4103,8 +4158,6 @@
       <w:tblPr>
         <w:tblW w:type="dxa" w:w="10368"/>
         <w:jc w:val="center"/>
-        <w:tblLayout w:type="fixed"/>
-        <w:tblLook w:firstColumn="1" w:firstRow="1" w:lastColumn="0" w:lastRow="0" w:noHBand="0" w:noVBand="1" w:val="04A0"/>
         <w:tblInd w:type="dxa" w:w="0"/>
         <w:tblBorders>
           <w:top w:val="nil"/>
@@ -4114,6 +4167,10 @@
           <w:insideH w:val="nil"/>
           <w:insideV w:val="nil"/>
         </w:tblBorders>
+        <w:tblLayout w:type="fixed"/>
+        <w:tblLook w:firstColumn="1" w:firstRow="1" w:lastColumn="0" w:lastRow="0" w:noHBand="0" w:noVBand="1" w:val="04A0"/>
+        <w:tblCaption w:val="Exercise 17"/>
+        <w:tblDescription w:val="Layout table. It only arranges the page; read its cells in order."/>
       </w:tblPr>
       <w:tblGrid>
         <w:gridCol w:w="10368"/>
@@ -4182,8 +4239,6 @@
           <w:tbl>
             <w:tblPr>
               <w:tblW w:type="dxa" w:w="10368"/>
-              <w:tblLayout w:type="fixed"/>
-              <w:tblLook w:firstColumn="1" w:firstRow="1" w:lastColumn="0" w:lastRow="0" w:noHBand="0" w:noVBand="1" w:val="04A0"/>
               <w:jc w:val="center"/>
               <w:tblInd w:type="dxa" w:w="0"/>
               <w:tblBorders>
@@ -4194,6 +4249,10 @@
                 <w:insideH w:val="single" w:color="B9C9CE" w:sz="4" w:space="0"/>
                 <w:insideV w:val="single" w:color="B9C9CE" w:sz="4" w:space="0"/>
               </w:tblBorders>
+              <w:tblLayout w:type="fixed"/>
+              <w:tblLook w:firstColumn="1" w:firstRow="1" w:lastColumn="0" w:lastRow="0" w:noHBand="0" w:noVBand="1" w:val="04A0"/>
+              <w:tblCaption w:val="Layout"/>
+              <w:tblDescription w:val="Layout table. It only arranges the page; read its cells in order."/>
             </w:tblPr>
             <w:tblGrid>
               <w:gridCol w:w="5184"/>
@@ -4362,8 +4421,6 @@
       <w:tblPr>
         <w:tblW w:type="dxa" w:w="10368"/>
         <w:jc w:val="center"/>
-        <w:tblLayout w:type="fixed"/>
-        <w:tblLook w:firstColumn="1" w:firstRow="1" w:lastColumn="0" w:lastRow="0" w:noHBand="0" w:noVBand="1" w:val="04A0"/>
         <w:tblInd w:type="dxa" w:w="0"/>
         <w:tblBorders>
           <w:top w:val="nil"/>
@@ -4373,6 +4430,10 @@
           <w:insideH w:val="nil"/>
           <w:insideV w:val="nil"/>
         </w:tblBorders>
+        <w:tblLayout w:type="fixed"/>
+        <w:tblLook w:firstColumn="1" w:firstRow="1" w:lastColumn="0" w:lastRow="0" w:noHBand="0" w:noVBand="1" w:val="04A0"/>
+        <w:tblCaption w:val="Exercise 18"/>
+        <w:tblDescription w:val="Layout table. It only arranges the page; read its cells in order."/>
       </w:tblPr>
       <w:tblGrid>
         <w:gridCol w:w="10368"/>
@@ -4441,8 +4502,6 @@
           <w:tbl>
             <w:tblPr>
               <w:tblW w:type="dxa" w:w="10368"/>
-              <w:tblLayout w:type="fixed"/>
-              <w:tblLook w:firstColumn="1" w:firstRow="1" w:lastColumn="0" w:lastRow="0" w:noHBand="0" w:noVBand="1" w:val="04A0"/>
               <w:jc w:val="center"/>
               <w:tblInd w:type="dxa" w:w="0"/>
               <w:tblBorders>
@@ -4453,6 +4512,10 @@
                 <w:insideH w:val="single" w:color="B9C9CE" w:sz="4" w:space="0"/>
                 <w:insideV w:val="single" w:color="B9C9CE" w:sz="4" w:space="0"/>
               </w:tblBorders>
+              <w:tblLayout w:type="fixed"/>
+              <w:tblLook w:firstColumn="1" w:firstRow="1" w:lastColumn="0" w:lastRow="0" w:noHBand="0" w:noVBand="1" w:val="04A0"/>
+              <w:tblCaption w:val="Layout"/>
+              <w:tblDescription w:val="Layout table. It only arranges the page; read its cells in order."/>
             </w:tblPr>
             <w:tblGrid>
               <w:gridCol w:w="5184"/>
@@ -4603,7 +4666,7 @@
           </w:p>
           <w:p>
             <w:pPr>
-              <w:pStyle w:val="PublisherSection"/>
+              <w:pStyle w:val="Heading2"/>
               <w:shd w:val="clear" w:color="auto" w:fill="FAF5E9"/>
               <w:pBdr>
                 <w:left w:val="single" w:color="B57720" w:sz="20" w:space="7"/>
@@ -4625,8 +4688,6 @@
             <w:tblPr>
               <w:tblW w:type="dxa" w:w="10368"/>
               <w:jc w:val="center"/>
-              <w:tblLayout w:type="fixed"/>
-              <w:tblLook w:firstColumn="1" w:firstRow="1" w:lastColumn="0" w:lastRow="0" w:noHBand="0" w:noVBand="1" w:val="04A0"/>
               <w:tblInd w:type="dxa" w:w="0"/>
               <w:tblBorders>
                 <w:top w:val="single" w:color="B9C9CE" w:sz="4" w:space="0"/>
@@ -4636,6 +4697,10 @@
                 <w:insideH w:val="single" w:color="FFFFFF" w:sz="8" w:space="0"/>
                 <w:insideV w:val="single" w:color="FFFFFF" w:sz="12" w:space="0"/>
               </w:tblBorders>
+              <w:tblLayout w:type="fixed"/>
+              <w:tblLook w:firstColumn="1" w:firstRow="1" w:lastColumn="0" w:lastRow="0" w:noHBand="0" w:noVBand="1" w:val="04A0"/>
+              <w:tblCaption w:val="Layout"/>
+              <w:tblDescription w:val="Layout table. It only arranges the page; read its cells in order."/>
             </w:tblPr>
             <w:tblGrid>
               <w:gridCol w:w="6768"/>
@@ -4868,7 +4933,7 @@
         <w:sz w:val="16"/>
         <w:szCs w:val="16"/>
       </w:rPr>
-      <w:t>Lesson 5.2 / Session 1  /  Regular  /  V2</w:t>
+      <w:t>Lesson 5.2 / Session 1</w:t>
     </w:r>
     <w:r>
       <w:rPr>
@@ -4934,7 +4999,7 @@
         <w:szCs w:val="16"/>
       </w:rPr>
       <w:tab/>
-      <w:t>HOMEWORK  /  V2</w:t>
+      <w:t>HOMEWORK</w:t>
     </w:r>
   </w:p>
 </w:hdr>
@@ -5372,19 +5437,20 @@
     <w:rsid w:val="00FC693F"/>
     <w:pPr>
       <w:keepNext/>
-      <w:keepLines/>
       <w:widowControl/>
-      <w:spacing w:before="200" w:after="120" w:line="269" w:lineRule="auto"/>
+      <w:spacing w:after="100" w:line="245" w:lineRule="auto" w:before="0"/>
       <w:ind w:left="0" w:right="0" w:firstLine="0"/>
+      <w:contextualSpacing/>
       <w:outlineLvl w:val="0"/>
     </w:pPr>
     <w:rPr>
       <w:rFonts w:ascii="Arial" w:hAnsi="Arial" w:eastAsia="Arial" w:cs="Arial"/>
       <w:b/>
-      <w:bCs/>
       <w:color w:val="183E56"/>
-      <w:sz w:val="34"/>
-      <w:szCs w:val="34"/>
+      <w:spacing w:val="5"/>
+      <w:kern w:val="28"/>
+      <w:sz w:val="46"/>
+      <w:szCs w:val="46"/>
     </w:rPr>
   </w:style>
   <w:style w:type="paragraph" w:styleId="Heading2">
@@ -5398,19 +5464,17 @@
     <w:rsid w:val="00FC693F"/>
     <w:pPr>
       <w:keepNext/>
-      <w:keepLines/>
       <w:widowControl/>
-      <w:spacing w:before="180" w:after="100" w:line="269" w:lineRule="auto"/>
+      <w:spacing w:before="200" w:after="120" w:line="269" w:lineRule="auto"/>
       <w:ind w:left="0" w:right="0" w:firstLine="0"/>
       <w:outlineLvl w:val="1"/>
     </w:pPr>
     <w:rPr>
       <w:rFonts w:ascii="Arial" w:hAnsi="Arial" w:eastAsia="Arial" w:cs="Arial"/>
       <w:b/>
-      <w:bCs/>
-      <w:color w:val="176B70"/>
-      <w:sz w:val="22"/>
-      <w:szCs w:val="22"/>
+      <w:color w:val="183E56"/>
+      <w:sz w:val="21"/>
+      <w:szCs w:val="21"/>
     </w:rPr>
   </w:style>
   <w:style w:type="paragraph" w:styleId="Heading3">

--- a/lessons/5-2-group2/homework.docx
+++ b/lessons/5-2-group2/homework.docx
@@ -55,7 +55,7 @@
         <w:rPr>
           <w:rFonts w:ascii="Arial" w:hAnsi="Arial" w:eastAsia="Arial" w:cs="Arial"/>
         </w:rPr>
-        <w:t>Maryland Standard 6.G.A.1   ·   Learning target — I can find the area of a triangle using one half the base times the height.</w:t>
+        <w:t>Maryland Standard 6.GR.1   ·   Learning target — I can find the area of a triangle using one half the base times the height.</w:t>
       </w:r>
     </w:p>
     <w:p>
